--- a/pdf2word/San_Pham/de-khao-sat-toan-12-nam-2026-2027-truong-thpt-bao-thang-3-lao-cai_HDG_0102.docx
+++ b/pdf2word/San_Pham/de-khao-sat-toan-12-nam-2026-2027-truong-thpt-bao-thang-3-lao-cai_HDG_0102.docx
@@ -24,7 +24,7 @@
       <w:tr>
         <w:tc>
           <w:tcPr>
-            <w:tcW w:type="dxa" w:w="5556"/>
+            <w:tcW w:type="dxa" w:w="4819"/>
             <w:vAlign w:val="center"/>
           </w:tcPr>
           <w:p>
@@ -57,7 +57,7 @@
         </w:tc>
         <w:tc>
           <w:tcPr>
-            <w:tcW w:type="dxa" w:w="4365"/>
+            <w:tcW w:type="dxa" w:w="5102"/>
             <w:gridSpan w:val="2"/>
             <w:vAlign w:val="center"/>
           </w:tcPr>
@@ -75,32 +75,30 @@
                 <w:rFonts w:ascii="Times New Roman" w:hAnsi="Times New Roman" w:cs="Times New Roman"/>
                 <w:rFonts w:ascii="Times New Roman" w:hAnsi="Times New Roman" w:cs="Times New Roman"/>
               </w:rPr>
+              <w:t>HƯỚNG DẪN GIẢI CHI TIẾT</w:t>
+              <w:br/>
+            </w:r>
+            <w:r>
+              <w:rPr>
+                <w:rFonts w:ascii="Times New Roman" w:hAnsi="Times New Roman"/>
+                <w:b/>
+                <w:color w:val="000000"/>
+                <w:sz w:val="24"/>
+                <w:rFonts w:ascii="Times New Roman" w:hAnsi="Times New Roman" w:cs="Times New Roman"/>
+                <w:rFonts w:ascii="Times New Roman" w:hAnsi="Times New Roman" w:cs="Times New Roman"/>
+              </w:rPr>
               <w:t>ĐỀ KHẢO SÁT CHẤT LƯỢNG TOÁN 12</w:t>
               <w:br/>
             </w:r>
             <w:r>
               <w:rPr>
                 <w:rFonts w:ascii="Times New Roman" w:hAnsi="Times New Roman"/>
-                <w:b/>
-                <w:color w:val="002060"/>
+                <w:i/>
                 <w:sz w:val="24"/>
                 <w:rFonts w:ascii="Times New Roman" w:hAnsi="Times New Roman" w:cs="Times New Roman"/>
                 <w:rFonts w:ascii="Times New Roman" w:hAnsi="Times New Roman" w:cs="Times New Roman"/>
               </w:rPr>
-              <w:t>Nguồn: THPT Số 3 Bảo Thắng (2026 - 2027)</w:t>
-              <w:br/>
-            </w:r>
-            <w:r>
-              <w:rPr>
-                <w:rFonts w:ascii="Times New Roman" w:hAnsi="Times New Roman"/>
-                <w:b/>
-                <w:i/>
-                <w:color w:val="C00000"/>
-                <w:sz w:val="24"/>
-                <w:rFonts w:ascii="Times New Roman" w:hAnsi="Times New Roman" w:cs="Times New Roman"/>
-                <w:rFonts w:ascii="Times New Roman" w:hAnsi="Times New Roman" w:cs="Times New Roman"/>
-              </w:rPr>
-              <w:t>HƯỚNG DẪN GIẢI CHI TIẾT</w:t>
+              <w:t>THPT Số 3 Bảo Thắng (Năm học 2026 - 2027)</w:t>
             </w:r>
           </w:p>
         </w:tc>
@@ -108,7 +106,8 @@
       <w:tr>
         <w:tc>
           <w:tcPr>
-            <w:tcW w:type="dxa" w:w="5783"/>
+            <w:tcW w:type="dxa" w:w="7937"/>
+            <w:gridSpan w:val="2"/>
             <w:vAlign w:val="center"/>
           </w:tcPr>
           <w:p>
@@ -118,8 +117,9 @@
             <w:r>
               <w:rPr>
                 <w:rFonts w:ascii="Times New Roman" w:hAnsi="Times New Roman"/>
-                <w:i/>
+                <w:b/>
                 <w:sz w:val="24"/>
+                <w:rFonts w:ascii="Times New Roman" w:hAnsi="Times New Roman" w:cs="Times New Roman"/>
                 <w:rFonts w:ascii="Times New Roman" w:hAnsi="Times New Roman" w:cs="Times New Roman"/>
               </w:rPr>
               <w:t>TÀI LIỆU DÀNH CHO GIÁO VIÊN / HỌC SINH THAM KHẢO</w:t>
@@ -128,18 +128,7 @@
         </w:tc>
         <w:tc>
           <w:tcPr>
-            <w:tcW w:type="dxa" w:w="2438"/>
-            <w:vAlign w:val="center"/>
-          </w:tcPr>
-          <w:p>
-            <w:pPr>
-              <w:spacing w:before="60" w:after="60"/>
-            </w:pPr>
-          </w:p>
-        </w:tc>
-        <w:tc>
-          <w:tcPr>
-            <w:tcW w:type="dxa" w:w="1701"/>
+            <w:tcW w:type="dxa" w:w="1984"/>
             <w:vAlign w:val="center"/>
           </w:tcPr>
           <w:p>
@@ -154,7 +143,7 @@
                 <w:sz w:val="24"/>
                 <w:rFonts w:ascii="Times New Roman" w:hAnsi="Times New Roman" w:cs="Times New Roman"/>
               </w:rPr>
-              <w:t>Mã đề 0102</w:t>
+              <w:t>Mã đề: 0102</w:t>
             </w:r>
           </w:p>
         </w:tc>
@@ -291,7 +280,7 @@
         </w:rPr>
         <w:drawing>
           <wp:inline>
-            <wp:extent cx="3420000" cy="754016"/>
+            <wp:extent cx="3420000" cy="948516"/>
             <wp:docPr id="3" name="Picture 3"/>
             <wp:cNvGraphicFramePr>
               <a:graphicFrameLocks noChangeAspect="1"/>
@@ -312,7 +301,7 @@
                   <pic:spPr>
                     <a:xfrm>
                       <a:off x="0" y="0"/>
-                      <a:ext cx="3420000" cy="754016"/>
+                      <a:ext cx="3420000" cy="948516"/>
                     </a:xfrm>
                     <a:prstGeom prst="rect"/>
                   </pic:spPr>
@@ -5259,7 +5248,7 @@
         </w:rPr>
         <w:drawing>
           <wp:inline>
-            <wp:extent cx="3420000" cy="566225"/>
+            <wp:extent cx="3420000" cy="945176"/>
             <wp:docPr id="4" name="Picture 4"/>
             <wp:cNvGraphicFramePr>
               <a:graphicFrameLocks noChangeAspect="1"/>
@@ -5280,7 +5269,7 @@
                   <pic:spPr>
                     <a:xfrm>
                       <a:off x="0" y="0"/>
-                      <a:ext cx="3420000" cy="566225"/>
+                      <a:ext cx="3420000" cy="945176"/>
                     </a:xfrm>
                     <a:prstGeom prst="rect"/>
                   </pic:spPr>
@@ -5593,7 +5582,7 @@
           <w:sz w:val="24"/>
           <w:rFonts w:ascii="Times New Roman" w:hAnsi="Times New Roman" w:cs="Times New Roman"/>
         </w:rPr>
-        <w:t xml:space="preserve">Tiệm cận đứng</w:t>
+        <w:t xml:space="preserve">Từ bảng biến thiên, ta thấy đồ thị hàm số có tiệm cận đứng</w:t>
       </w:r>
       <w:r>
         <w:rPr>
@@ -5653,7 +5642,15 @@
           <w:sz w:val="24"/>
           <w:rFonts w:ascii="Times New Roman" w:hAnsi="Times New Roman" w:cs="Times New Roman"/>
         </w:rPr>
-        <w:t xml:space="preserve">. Hàm số nghịch biến nên</w:t>
+        <w:t xml:space="preserve"> </w:t>
+      </w:r>
+      <w:r>
+        <w:rPr>
+          <w:rFonts w:ascii="Times New Roman" w:hAnsi="Times New Roman"/>
+          <w:sz w:val="24"/>
+          <w:rFonts w:ascii="Times New Roman" w:hAnsi="Times New Roman" w:cs="Times New Roman"/>
+        </w:rPr>
+        <w:t xml:space="preserve">và đạo hàm</w:t>
       </w:r>
       <w:r>
         <w:rPr>
@@ -5695,7 +5692,45 @@
           <w:sz w:val="24"/>
           <w:rFonts w:ascii="Times New Roman" w:hAnsi="Times New Roman" w:cs="Times New Roman"/>
         </w:rPr>
-        <w:t xml:space="preserve">. Xét</w:t>
+        <w:t xml:space="preserve"> </w:t>
+      </w:r>
+      <w:r>
+        <w:rPr>
+          <w:rFonts w:ascii="Times New Roman" w:hAnsi="Times New Roman"/>
+          <w:sz w:val="24"/>
+          <w:rFonts w:ascii="Times New Roman" w:hAnsi="Times New Roman" w:cs="Times New Roman"/>
+        </w:rPr>
+        <w:t xml:space="preserve">với mọi</w:t>
+      </w:r>
+      <w:r>
+        <w:rPr>
+          <w:rFonts w:ascii="Times New Roman" w:hAnsi="Times New Roman"/>
+          <w:sz w:val="24"/>
+          <w:rFonts w:ascii="Times New Roman" w:hAnsi="Times New Roman" w:cs="Times New Roman"/>
+        </w:rPr>
+        <w:t xml:space="preserve"> </w:t>
+      </w:r>
+      <m:oMath>
+        <m:r>
+          <m:t>x</m:t>
+        </m:r>
+        <m:r>
+          <m:rPr>
+            <m:sty m:val="p"/>
+          </m:rPr>
+          <m:t>≠</m:t>
+        </m:r>
+        <m:r>
+          <m:t>1</m:t>
+        </m:r>
+      </m:oMath>
+      <w:r>
+        <w:rPr>
+          <w:rFonts w:ascii="Times New Roman" w:hAnsi="Times New Roman"/>
+          <w:sz w:val="24"/>
+          <w:rFonts w:ascii="Times New Roman" w:hAnsi="Times New Roman" w:cs="Times New Roman"/>
+        </w:rPr>
+        <w:t xml:space="preserve">. Xét hàm số</w:t>
       </w:r>
       <w:r>
         <w:rPr>
@@ -5730,10 +5765,10 @@
               <m:rPr>
                 <m:sty m:val="p"/>
               </m:rPr>
-              <m:t>−</m:t>
-            </m:r>
-            <m:r>
-              <m:t>5</m:t>
+              <m:t>+</m:t>
+            </m:r>
+            <m:r>
+              <m:t>1</m:t>
             </m:r>
           </m:num>
           <m:den>
@@ -5751,12 +5786,92 @@
             </m:r>
           </m:den>
         </m:f>
-        <m:r>
-          <m:rPr>
-            <m:sty m:val="p"/>
-          </m:rPr>
-          <m:t>⟹</m:t>
-        </m:r>
+      </m:oMath>
+      <w:r>
+        <w:rPr>
+          <w:rFonts w:ascii="Times New Roman" w:hAnsi="Times New Roman"/>
+          <w:sz w:val="24"/>
+          <w:rFonts w:ascii="Times New Roman" w:hAnsi="Times New Roman" w:cs="Times New Roman"/>
+        </w:rPr>
+        <w:t xml:space="preserve">, có tiệm cận đứng</w:t>
+      </w:r>
+      <w:r>
+        <w:rPr>
+          <w:rFonts w:ascii="Times New Roman" w:hAnsi="Times New Roman"/>
+          <w:sz w:val="24"/>
+          <w:rFonts w:ascii="Times New Roman" w:hAnsi="Times New Roman" w:cs="Times New Roman"/>
+        </w:rPr>
+        <w:t xml:space="preserve"> </w:t>
+      </w:r>
+      <m:oMath>
+        <m:r>
+          <m:t>x</m:t>
+        </m:r>
+        <m:r>
+          <m:rPr>
+            <m:sty m:val="p"/>
+          </m:rPr>
+          <m:t>=</m:t>
+        </m:r>
+        <m:r>
+          <m:t>1</m:t>
+        </m:r>
+      </m:oMath>
+      <w:r>
+        <w:rPr>
+          <w:rFonts w:ascii="Times New Roman" w:hAnsi="Times New Roman"/>
+          <w:sz w:val="24"/>
+          <w:rFonts w:ascii="Times New Roman" w:hAnsi="Times New Roman" w:cs="Times New Roman"/>
+        </w:rPr>
+        <w:t xml:space="preserve">, tiệm cận ngang</w:t>
+      </w:r>
+      <w:r>
+        <w:rPr>
+          <w:rFonts w:ascii="Times New Roman" w:hAnsi="Times New Roman"/>
+          <w:sz w:val="24"/>
+          <w:rFonts w:ascii="Times New Roman" w:hAnsi="Times New Roman" w:cs="Times New Roman"/>
+        </w:rPr>
+        <w:t xml:space="preserve"> </w:t>
+      </w:r>
+      <m:oMath>
+        <m:r>
+          <m:t>y</m:t>
+        </m:r>
+        <m:r>
+          <m:rPr>
+            <m:sty m:val="p"/>
+          </m:rPr>
+          <m:t>=</m:t>
+        </m:r>
+        <m:r>
+          <m:t>2</m:t>
+        </m:r>
+      </m:oMath>
+      <w:r>
+        <w:rPr>
+          <w:rFonts w:ascii="Times New Roman" w:hAnsi="Times New Roman"/>
+          <w:sz w:val="24"/>
+          <w:rFonts w:ascii="Times New Roman" w:hAnsi="Times New Roman" w:cs="Times New Roman"/>
+        </w:rPr>
+        <w:t xml:space="preserve"> </w:t>
+      </w:r>
+      <w:r>
+        <w:rPr>
+          <w:rFonts w:ascii="Times New Roman" w:hAnsi="Times New Roman"/>
+          <w:sz w:val="24"/>
+          <w:rFonts w:ascii="Times New Roman" w:hAnsi="Times New Roman" w:cs="Times New Roman"/>
+        </w:rPr>
+        <w:t xml:space="preserve">và</w:t>
+      </w:r>
+      <w:r>
+        <w:rPr>
+          <w:rFonts w:ascii="Times New Roman" w:hAnsi="Times New Roman"/>
+          <w:sz w:val="24"/>
+          <w:rFonts w:ascii="Times New Roman" w:hAnsi="Times New Roman" w:cs="Times New Roman"/>
+        </w:rPr>
+        <w:t xml:space="preserve"> </w:t>
+      </w:r>
+      <m:oMath>
         <m:sSup>
           <m:e>
             <m:r>
@@ -5784,55 +5899,13 @@
           </m:fPr>
           <m:num>
             <m:r>
-              <m:t>2</m:t>
-            </m:r>
-            <m:r>
-              <m:rPr>
-                <m:sty m:val="p"/>
-              </m:rPr>
-              <m:t>(</m:t>
-            </m:r>
-            <m:r>
               <m:rPr>
                 <m:sty m:val="p"/>
               </m:rPr>
               <m:t>−</m:t>
             </m:r>
             <m:r>
-              <m:t>1</m:t>
-            </m:r>
-            <m:r>
-              <m:rPr>
-                <m:sty m:val="p"/>
-              </m:rPr>
-              <m:t>)</m:t>
-            </m:r>
-            <m:r>
-              <m:rPr>
-                <m:sty m:val="p"/>
-              </m:rPr>
-              <m:t>−</m:t>
-            </m:r>
-            <m:r>
-              <m:rPr>
-                <m:sty m:val="p"/>
-              </m:rPr>
-              <m:t>(</m:t>
-            </m:r>
-            <m:r>
-              <m:rPr>
-                <m:sty m:val="p"/>
-              </m:rPr>
-              <m:t>−</m:t>
-            </m:r>
-            <m:r>
-              <m:t>5</m:t>
-            </m:r>
-            <m:r>
-              <m:rPr>
-                <m:sty m:val="p"/>
-              </m:rPr>
-              <m:t>)</m:t>
+              <m:t>3</m:t>
             </m:r>
           </m:num>
           <m:den>
@@ -5875,58 +5948,7 @@
           <m:rPr>
             <m:sty m:val="p"/>
           </m:rPr>
-          <m:t>=</m:t>
-        </m:r>
-        <m:f>
-          <m:fPr>
-            <m:type m:val="bar"/>
-          </m:fPr>
-          <m:num>
-            <m:r>
-              <m:t>3</m:t>
-            </m:r>
-          </m:num>
-          <m:den>
-            <m:r>
-              <m:rPr>
-                <m:sty m:val="p"/>
-              </m:rPr>
-              <m:t>(</m:t>
-            </m:r>
-            <m:r>
-              <m:t>x</m:t>
-            </m:r>
-            <m:r>
-              <m:rPr>
-                <m:sty m:val="p"/>
-              </m:rPr>
-              <m:t>−</m:t>
-            </m:r>
-            <m:r>
-              <m:t>1</m:t>
-            </m:r>
-            <m:sSup>
-              <m:e>
-                <m:r>
-                  <m:rPr>
-                    <m:sty m:val="p"/>
-                  </m:rPr>
-                  <m:t>)</m:t>
-                </m:r>
-              </m:e>
-              <m:sup>
-                <m:r>
-                  <m:t>2</m:t>
-                </m:r>
-              </m:sup>
-            </m:sSup>
-          </m:den>
-        </m:f>
-        <m:r>
-          <m:rPr>
-            <m:sty m:val="p"/>
-          </m:rPr>
-          <m:t>&gt;</m:t>
+          <m:t>&lt;</m:t>
         </m:r>
         <m:r>
           <m:t>0</m:t>
@@ -5938,147 +5960,7 @@
           <w:sz w:val="24"/>
           <w:rFonts w:ascii="Times New Roman" w:hAnsi="Times New Roman" w:cs="Times New Roman"/>
         </w:rPr>
-        <w:t xml:space="preserve">. Còn với BBT mang dấu</w:t>
-      </w:r>
-      <w:r>
-        <w:rPr>
-          <w:rFonts w:ascii="Times New Roman" w:hAnsi="Times New Roman"/>
-          <w:sz w:val="24"/>
-          <w:rFonts w:ascii="Times New Roman" w:hAnsi="Times New Roman" w:cs="Times New Roman"/>
-        </w:rPr>
-        <w:t xml:space="preserve"> </w:t>
-      </w:r>
-      <m:oMath>
-        <m:r>
-          <m:rPr>
-            <m:sty m:val="p"/>
-          </m:rPr>
-          <m:t>−</m:t>
-        </m:r>
-      </m:oMath>
-      <w:r>
-        <w:rPr>
-          <w:rFonts w:ascii="Times New Roman" w:hAnsi="Times New Roman"/>
-          <w:sz w:val="24"/>
-          <w:rFonts w:ascii="Times New Roman" w:hAnsi="Times New Roman" w:cs="Times New Roman"/>
-        </w:rPr>
-        <w:t xml:space="preserve"> </w:t>
-      </w:r>
-      <w:r>
-        <w:rPr>
-          <w:rFonts w:ascii="Times New Roman" w:hAnsi="Times New Roman"/>
-          <w:sz w:val="24"/>
-          <w:rFonts w:ascii="Times New Roman" w:hAnsi="Times New Roman" w:cs="Times New Roman"/>
-        </w:rPr>
-        <w:t xml:space="preserve">ta có</w:t>
-      </w:r>
-      <w:r>
-        <w:rPr>
-          <w:rFonts w:ascii="Times New Roman" w:hAnsi="Times New Roman"/>
-          <w:sz w:val="24"/>
-          <w:rFonts w:ascii="Times New Roman" w:hAnsi="Times New Roman" w:cs="Times New Roman"/>
-        </w:rPr>
-        <w:t xml:space="preserve"> </w:t>
-      </w:r>
-      <m:oMath>
-        <m:r>
-          <m:t>a</m:t>
-        </m:r>
-        <m:r>
-          <m:t>d</m:t>
-        </m:r>
-        <m:r>
-          <m:rPr>
-            <m:sty m:val="p"/>
-          </m:rPr>
-          <m:t>−</m:t>
-        </m:r>
-        <m:r>
-          <m:t>b</m:t>
-        </m:r>
-        <m:r>
-          <m:t>c</m:t>
-        </m:r>
-        <m:r>
-          <m:rPr>
-            <m:sty m:val="p"/>
-          </m:rPr>
-          <m:t>&lt;</m:t>
-        </m:r>
-        <m:r>
-          <m:t>0</m:t>
-        </m:r>
-      </m:oMath>
-      <w:r>
-        <w:rPr>
-          <w:rFonts w:ascii="Times New Roman" w:hAnsi="Times New Roman"/>
-          <w:sz w:val="24"/>
-          <w:rFonts w:ascii="Times New Roman" w:hAnsi="Times New Roman" w:cs="Times New Roman"/>
-        </w:rPr>
-        <w:t xml:space="preserve">, đáp án phù hợp là</w:t>
-      </w:r>
-      <w:r>
-        <w:rPr>
-          <w:rFonts w:ascii="Times New Roman" w:hAnsi="Times New Roman"/>
-          <w:sz w:val="24"/>
-          <w:rFonts w:ascii="Times New Roman" w:hAnsi="Times New Roman" w:cs="Times New Roman"/>
-        </w:rPr>
-        <w:t xml:space="preserve"> </w:t>
-      </w:r>
-      <m:oMath>
-        <m:r>
-          <m:t>y</m:t>
-        </m:r>
-        <m:r>
-          <m:rPr>
-            <m:sty m:val="p"/>
-          </m:rPr>
-          <m:t>=</m:t>
-        </m:r>
-        <m:f>
-          <m:fPr>
-            <m:type m:val="bar"/>
-          </m:fPr>
-          <m:num>
-            <m:r>
-              <m:t>2</m:t>
-            </m:r>
-            <m:r>
-              <m:t>x</m:t>
-            </m:r>
-            <m:r>
-              <m:rPr>
-                <m:sty m:val="p"/>
-              </m:rPr>
-              <m:t>−</m:t>
-            </m:r>
-            <m:r>
-              <m:t>5</m:t>
-            </m:r>
-          </m:num>
-          <m:den>
-            <m:r>
-              <m:t>x</m:t>
-            </m:r>
-            <m:r>
-              <m:rPr>
-                <m:sty m:val="p"/>
-              </m:rPr>
-              <m:t>−</m:t>
-            </m:r>
-            <m:r>
-              <m:t>1</m:t>
-            </m:r>
-          </m:den>
-        </m:f>
-      </m:oMath>
-      <w:r>
-        <w:rPr>
-          <w:rFonts w:ascii="Times New Roman" w:hAnsi="Times New Roman"/>
-          <w:sz w:val="24"/>
-          <w:rFonts w:ascii="Times New Roman" w:hAnsi="Times New Roman" w:cs="Times New Roman"/>
-        </w:rPr>
-        <w:t xml:space="preserve">.</w:t>
+        <w:t xml:space="preserve">. Thỏa mãn tất cả các điều kiện.</w:t>
       </w:r>
     </w:p>
     <w:p>
@@ -6095,7 +5977,7 @@
           <w:sz w:val="24"/>
           <w:rFonts w:ascii="Times New Roman" w:hAnsi="Times New Roman" w:cs="Times New Roman"/>
         </w:rPr>
-        <w:t xml:space="preserve">==&gt; Chọn đáp án A.</w:t>
+        <w:t xml:space="preserve">==&gt; Chọn đáp án C.</w:t>
       </w:r>
     </w:p>
     <w:tbl>
@@ -6767,7 +6649,7 @@
               </w:rPr>
               <w:drawing>
                 <wp:inline>
-                  <wp:extent cx="1800000" cy="598016"/>
+                  <wp:extent cx="1800000" cy="1747934"/>
                   <wp:docPr id="1" name="Picture 1"/>
                   <wp:cNvGraphicFramePr>
                     <a:graphicFrameLocks noChangeAspect="1"/>
@@ -6788,7 +6670,7 @@
                         <pic:spPr>
                           <a:xfrm>
                             <a:off x="0" y="0"/>
-                            <a:ext cx="1800000" cy="598016"/>
+                            <a:ext cx="1800000" cy="1747934"/>
                           </a:xfrm>
                           <a:prstGeom prst="rect"/>
                         </pic:spPr>
@@ -6909,7 +6791,7 @@
         </w:rPr>
         <w:drawing>
           <wp:inline>
-            <wp:extent cx="3420000" cy="984545"/>
+            <wp:extent cx="3420000" cy="948516"/>
             <wp:docPr id="5" name="Picture 5"/>
             <wp:cNvGraphicFramePr>
               <a:graphicFrameLocks noChangeAspect="1"/>
@@ -6930,7 +6812,7 @@
                   <pic:spPr>
                     <a:xfrm>
                       <a:off x="0" y="0"/>
-                      <a:ext cx="3420000" cy="984545"/>
+                      <a:ext cx="3420000" cy="948516"/>
                     </a:xfrm>
                     <a:prstGeom prst="rect"/>
                   </pic:spPr>
@@ -7977,7 +7859,7 @@
         </w:rPr>
         <w:drawing>
           <wp:inline>
-            <wp:extent cx="3420000" cy="877167"/>
+            <wp:extent cx="3420000" cy="948516"/>
             <wp:docPr id="6" name="Picture 6"/>
             <wp:cNvGraphicFramePr>
               <a:graphicFrameLocks noChangeAspect="1"/>
@@ -7998,7 +7880,7 @@
                   <pic:spPr>
                     <a:xfrm>
                       <a:off x="0" y="0"/>
-                      <a:ext cx="3420000" cy="877167"/>
+                      <a:ext cx="3420000" cy="948516"/>
                     </a:xfrm>
                     <a:prstGeom prst="rect"/>
                   </pic:spPr>
@@ -10127,7 +10009,117 @@
           <w:sz w:val="24"/>
           <w:rFonts w:ascii="Times New Roman" w:hAnsi="Times New Roman" w:cs="Times New Roman"/>
         </w:rPr>
-        <w:t xml:space="preserve">- Ý d) Đúng: Hàm số nghịch biến trên</w:t>
+        <w:t xml:space="preserve">- Ý d) Sai: Hàm số không xác định tại</w:t>
+      </w:r>
+      <w:r>
+        <w:rPr>
+          <w:rFonts w:ascii="Times New Roman" w:hAnsi="Times New Roman"/>
+          <w:sz w:val="24"/>
+          <w:rFonts w:ascii="Times New Roman" w:hAnsi="Times New Roman" w:cs="Times New Roman"/>
+        </w:rPr>
+        <w:t xml:space="preserve"> </w:t>
+      </w:r>
+      <m:oMath>
+        <m:r>
+          <m:t>x</m:t>
+        </m:r>
+        <m:r>
+          <m:rPr>
+            <m:sty m:val="p"/>
+          </m:rPr>
+          <m:t>=</m:t>
+        </m:r>
+        <m:r>
+          <m:t>2</m:t>
+        </m:r>
+        <m:r>
+          <m:rPr>
+            <m:sty m:val="p"/>
+          </m:rPr>
+          <m:t>∈</m:t>
+        </m:r>
+        <m:r>
+          <m:rPr>
+            <m:sty m:val="p"/>
+          </m:rPr>
+          <m:t>(</m:t>
+        </m:r>
+        <m:r>
+          <m:t>1</m:t>
+        </m:r>
+        <m:r>
+          <m:rPr>
+            <m:sty m:val="p"/>
+          </m:rPr>
+          <m:t>;</m:t>
+        </m:r>
+        <m:r>
+          <m:t>3</m:t>
+        </m:r>
+        <m:r>
+          <m:rPr>
+            <m:sty m:val="p"/>
+          </m:rPr>
+          <m:t>)</m:t>
+        </m:r>
+      </m:oMath>
+      <w:r>
+        <w:rPr>
+          <w:rFonts w:ascii="Times New Roman" w:hAnsi="Times New Roman"/>
+          <w:sz w:val="24"/>
+          <w:rFonts w:ascii="Times New Roman" w:hAnsi="Times New Roman" w:cs="Times New Roman"/>
+        </w:rPr>
+        <w:t xml:space="preserve">, nên không thể nói nghịch biến trên khoảng</w:t>
+      </w:r>
+      <w:r>
+        <w:rPr>
+          <w:rFonts w:ascii="Times New Roman" w:hAnsi="Times New Roman"/>
+          <w:sz w:val="24"/>
+          <w:rFonts w:ascii="Times New Roman" w:hAnsi="Times New Roman" w:cs="Times New Roman"/>
+        </w:rPr>
+        <w:t xml:space="preserve"> </w:t>
+      </w:r>
+      <m:oMath>
+        <m:r>
+          <m:rPr>
+            <m:sty m:val="p"/>
+          </m:rPr>
+          <m:t>(</m:t>
+        </m:r>
+        <m:r>
+          <m:t>1</m:t>
+        </m:r>
+        <m:r>
+          <m:rPr>
+            <m:sty m:val="p"/>
+          </m:rPr>
+          <m:t>;</m:t>
+        </m:r>
+        <m:r>
+          <m:t>3</m:t>
+        </m:r>
+        <m:r>
+          <m:rPr>
+            <m:sty m:val="p"/>
+          </m:rPr>
+          <m:t>)</m:t>
+        </m:r>
+      </m:oMath>
+      <w:r>
+        <w:rPr>
+          <w:rFonts w:ascii="Times New Roman" w:hAnsi="Times New Roman"/>
+          <w:sz w:val="24"/>
+          <w:rFonts w:ascii="Times New Roman" w:hAnsi="Times New Roman" w:cs="Times New Roman"/>
+        </w:rPr>
+        <w:t xml:space="preserve"> </w:t>
+      </w:r>
+      <w:r>
+        <w:rPr>
+          <w:rFonts w:ascii="Times New Roman" w:hAnsi="Times New Roman"/>
+          <w:sz w:val="24"/>
+          <w:rFonts w:ascii="Times New Roman" w:hAnsi="Times New Roman" w:cs="Times New Roman"/>
+        </w:rPr>
+        <w:t xml:space="preserve">mà chỉ nghịch biến trên từng khoảng</w:t>
       </w:r>
       <w:r>
         <w:rPr>
@@ -10236,7 +10228,7 @@
           <w:sz w:val="24"/>
           <w:rFonts w:ascii="Times New Roman" w:hAnsi="Times New Roman" w:cs="Times New Roman"/>
         </w:rPr>
-        <w:t xml:space="preserve">==&gt; Đáp án: a) Đúng | b) Sai | c) Đúng | d) Đúng.</w:t>
+        <w:t xml:space="preserve">==&gt; Đáp án: a) Đúng | b) Sai | c) Đúng | d) Sai.</w:t>
       </w:r>
     </w:p>
     <w:tbl>
@@ -11026,7 +11018,7 @@
                 <w:sz w:val="24"/>
                 <w:rFonts w:ascii="Times New Roman" w:hAnsi="Times New Roman" w:cs="Times New Roman"/>
               </w:rPr>
-              <w:t xml:space="preserve">- Ý b) Sai:</w:t>
+              <w:t xml:space="preserve">- Ý b) Đúng: Với</w:t>
             </w:r>
             <w:r>
               <w:rPr>
@@ -11070,12 +11062,24 @@
                 </m:rPr>
                 <m:t>)</m:t>
               </m:r>
-              <m:r>
-                <m:rPr>
-                  <m:sty m:val="p"/>
-                </m:rPr>
-                <m:t>⟹</m:t>
-              </m:r>
+            </m:oMath>
+            <w:r>
+              <w:rPr>
+                <w:rFonts w:ascii="Times New Roman" w:hAnsi="Times New Roman"/>
+                <w:sz w:val="24"/>
+                <w:rFonts w:ascii="Times New Roman" w:hAnsi="Times New Roman" w:cs="Times New Roman"/>
+              </w:rPr>
+              <w:t xml:space="preserve">,</w:t>
+            </w:r>
+            <w:r>
+              <w:rPr>
+                <w:rFonts w:ascii="Times New Roman" w:hAnsi="Times New Roman"/>
+                <w:sz w:val="24"/>
+                <w:rFonts w:ascii="Times New Roman" w:hAnsi="Times New Roman" w:cs="Times New Roman"/>
+              </w:rPr>
+              <w:t xml:space="preserve"> </w:t>
+            </w:r>
+            <m:oMath>
               <m:r>
                 <m:t>x</m:t>
               </m:r>
@@ -11152,7 +11156,7 @@
                 <w:sz w:val="24"/>
                 <w:rFonts w:ascii="Times New Roman" w:hAnsi="Times New Roman" w:cs="Times New Roman"/>
               </w:rPr>
-              <w:t xml:space="preserve"> </w:t>
+              <w:t xml:space="preserve">, do đó hàm số nghịch biến trên khoảng</w:t>
             </w:r>
             <w:r>
               <w:rPr>
@@ -11160,7 +11164,41 @@
                 <w:sz w:val="24"/>
                 <w:rFonts w:ascii="Times New Roman" w:hAnsi="Times New Roman" w:cs="Times New Roman"/>
               </w:rPr>
-              <w:t xml:space="preserve">(nghịch biến), đúng quy tắc.</w:t>
+              <w:t xml:space="preserve"> </w:t>
+            </w:r>
+            <m:oMath>
+              <m:r>
+                <m:rPr>
+                  <m:sty m:val="p"/>
+                </m:rPr>
+                <m:t>(</m:t>
+              </m:r>
+              <m:r>
+                <m:t>0</m:t>
+              </m:r>
+              <m:r>
+                <m:rPr>
+                  <m:sty m:val="p"/>
+                </m:rPr>
+                <m:t>;</m:t>
+              </m:r>
+              <m:r>
+                <m:t>1</m:t>
+              </m:r>
+              <m:r>
+                <m:rPr>
+                  <m:sty m:val="p"/>
+                </m:rPr>
+                <m:t>)</m:t>
+              </m:r>
+            </m:oMath>
+            <w:r>
+              <w:rPr>
+                <w:rFonts w:ascii="Times New Roman" w:hAnsi="Times New Roman"/>
+                <w:sz w:val="24"/>
+                <w:rFonts w:ascii="Times New Roman" w:hAnsi="Times New Roman" w:cs="Times New Roman"/>
+              </w:rPr>
+              <w:t xml:space="preserve">.</w:t>
             </w:r>
           </w:p>
           <w:p>
@@ -11308,7 +11346,97 @@
                 <w:sz w:val="24"/>
                 <w:rFonts w:ascii="Times New Roman" w:hAnsi="Times New Roman" w:cs="Times New Roman"/>
               </w:rPr>
-              <w:t xml:space="preserve">- Ý d) Đúng: Đồ thị hàm số phân thức bậc hai trên bậc nhất với tiệm cận đứng</w:t>
+              <w:t xml:space="preserve">- Ý d) Đúng: Đồ thị hàm số có cực đại</w:t>
+            </w:r>
+            <w:r>
+              <w:rPr>
+                <w:rFonts w:ascii="Times New Roman" w:hAnsi="Times New Roman"/>
+                <w:sz w:val="24"/>
+                <w:rFonts w:ascii="Times New Roman" w:hAnsi="Times New Roman" w:cs="Times New Roman"/>
+              </w:rPr>
+              <w:t xml:space="preserve"> </w:t>
+            </w:r>
+            <m:oMath>
+              <m:r>
+                <m:rPr>
+                  <m:sty m:val="p"/>
+                </m:rPr>
+                <m:t>(</m:t>
+              </m:r>
+              <m:r>
+                <m:t>0</m:t>
+              </m:r>
+              <m:r>
+                <m:rPr>
+                  <m:sty m:val="p"/>
+                </m:rPr>
+                <m:t>;</m:t>
+              </m:r>
+              <m:r>
+                <m:rPr>
+                  <m:sty m:val="p"/>
+                </m:rPr>
+                <m:t>−</m:t>
+              </m:r>
+              <m:r>
+                <m:t>2</m:t>
+              </m:r>
+              <m:r>
+                <m:rPr>
+                  <m:sty m:val="p"/>
+                </m:rPr>
+                <m:t>)</m:t>
+              </m:r>
+            </m:oMath>
+            <w:r>
+              <w:rPr>
+                <w:rFonts w:ascii="Times New Roman" w:hAnsi="Times New Roman"/>
+                <w:sz w:val="24"/>
+                <w:rFonts w:ascii="Times New Roman" w:hAnsi="Times New Roman" w:cs="Times New Roman"/>
+              </w:rPr>
+              <w:t xml:space="preserve">, cực tiểu</w:t>
+            </w:r>
+            <w:r>
+              <w:rPr>
+                <w:rFonts w:ascii="Times New Roman" w:hAnsi="Times New Roman"/>
+                <w:sz w:val="24"/>
+                <w:rFonts w:ascii="Times New Roman" w:hAnsi="Times New Roman" w:cs="Times New Roman"/>
+              </w:rPr>
+              <w:t xml:space="preserve"> </w:t>
+            </w:r>
+            <m:oMath>
+              <m:r>
+                <m:rPr>
+                  <m:sty m:val="p"/>
+                </m:rPr>
+                <m:t>(</m:t>
+              </m:r>
+              <m:r>
+                <m:t>2</m:t>
+              </m:r>
+              <m:r>
+                <m:rPr>
+                  <m:sty m:val="p"/>
+                </m:rPr>
+                <m:t>;</m:t>
+              </m:r>
+              <m:r>
+                <m:t>2</m:t>
+              </m:r>
+              <m:r>
+                <m:rPr>
+                  <m:sty m:val="p"/>
+                </m:rPr>
+                <m:t>)</m:t>
+              </m:r>
+            </m:oMath>
+            <w:r>
+              <w:rPr>
+                <w:rFonts w:ascii="Times New Roman" w:hAnsi="Times New Roman"/>
+                <w:sz w:val="24"/>
+                <w:rFonts w:ascii="Times New Roman" w:hAnsi="Times New Roman" w:cs="Times New Roman"/>
+              </w:rPr>
+              <w:t xml:space="preserve">, tiệm cận đứng</w:t>
             </w:r>
             <w:r>
               <w:rPr>
@@ -11338,7 +11466,46 @@
                 <w:sz w:val="24"/>
                 <w:rFonts w:ascii="Times New Roman" w:hAnsi="Times New Roman" w:cs="Times New Roman"/>
               </w:rPr>
-              <w:t xml:space="preserve">.</w:t>
+              <w:t xml:space="preserve">, tiệm cận xiên</w:t>
+            </w:r>
+            <w:r>
+              <w:rPr>
+                <w:rFonts w:ascii="Times New Roman" w:hAnsi="Times New Roman"/>
+                <w:sz w:val="24"/>
+                <w:rFonts w:ascii="Times New Roman" w:hAnsi="Times New Roman" w:cs="Times New Roman"/>
+              </w:rPr>
+              <w:t xml:space="preserve"> </w:t>
+            </w:r>
+            <m:oMath>
+              <m:r>
+                <m:t>y</m:t>
+              </m:r>
+              <m:r>
+                <m:rPr>
+                  <m:sty m:val="p"/>
+                </m:rPr>
+                <m:t>=</m:t>
+              </m:r>
+              <m:r>
+                <m:t>x</m:t>
+              </m:r>
+              <m:r>
+                <m:rPr>
+                  <m:sty m:val="p"/>
+                </m:rPr>
+                <m:t>−</m:t>
+              </m:r>
+              <m:r>
+                <m:t>1</m:t>
+              </m:r>
+            </m:oMath>
+            <w:r>
+              <w:rPr>
+                <w:rFonts w:ascii="Times New Roman" w:hAnsi="Times New Roman"/>
+                <w:sz w:val="24"/>
+                <w:rFonts w:ascii="Times New Roman" w:hAnsi="Times New Roman" w:cs="Times New Roman"/>
+              </w:rPr>
+              <w:t xml:space="preserve">, hoàn toàn trùng khớp với hình vẽ.</w:t>
             </w:r>
           </w:p>
           <w:p>
@@ -11354,7 +11521,7 @@
                 <w:sz w:val="24"/>
                 <w:rFonts w:ascii="Times New Roman" w:hAnsi="Times New Roman" w:cs="Times New Roman"/>
               </w:rPr>
-              <w:t xml:space="preserve">==&gt; Đáp án: a) Đúng | b) Sai | c) Sai | d) Đúng.</w:t>
+              <w:t xml:space="preserve">==&gt; Đáp án: a) Đúng | b) Đúng | c) Sai | d) Đúng.</w:t>
             </w:r>
           </w:p>
         </w:tc>
@@ -11382,7 +11549,7 @@
               </w:rPr>
               <w:drawing>
                 <wp:inline>
-                  <wp:extent cx="1728000" cy="3559164"/>
+                  <wp:extent cx="1728000" cy="2365418"/>
                   <wp:docPr id="2" name="Picture 2"/>
                   <wp:cNvGraphicFramePr>
                     <a:graphicFrameLocks noChangeAspect="1"/>
@@ -11403,7 +11570,7 @@
                         <pic:spPr>
                           <a:xfrm>
                             <a:off x="0" y="0"/>
-                            <a:ext cx="1728000" cy="3559164"/>
+                            <a:ext cx="1728000" cy="2365418"/>
                           </a:xfrm>
                           <a:prstGeom prst="rect"/>
                         </pic:spPr>
@@ -12445,7 +12612,7 @@
         </w:rPr>
         <w:drawing>
           <wp:inline>
-            <wp:extent cx="3420000" cy="1282500"/>
+            <wp:extent cx="3420000" cy="948516"/>
             <wp:docPr id="7" name="Picture 7"/>
             <wp:cNvGraphicFramePr>
               <a:graphicFrameLocks noChangeAspect="1"/>
@@ -12454,11 +12621,11 @@
               <a:graphicData uri="http://schemas.openxmlformats.org/drawingml/2006/picture">
                 <pic:pic>
                   <pic:nvPicPr>
-                    <pic:cNvPr id="0" name="p3_c3_bbt.png"/>
+                    <pic:cNvPr id="0" name="c1_bbt.png"/>
                     <pic:cNvPicPr/>
                   </pic:nvPicPr>
                   <pic:blipFill>
-                    <a:blip r:embed="rId16"/>
+                    <a:blip r:embed="rId12"/>
                     <a:stretch>
                       <a:fillRect/>
                     </a:stretch>
@@ -12466,7 +12633,7 @@
                   <pic:spPr>
                     <a:xfrm>
                       <a:off x="0" y="0"/>
-                      <a:ext cx="3420000" cy="1282500"/>
+                      <a:ext cx="3420000" cy="948516"/>
                     </a:xfrm>
                     <a:prstGeom prst="rect"/>
                   </pic:spPr>
@@ -13955,6 +14122,7 @@
       <w:rFonts w:ascii="Times New Roman" w:hAnsi="Times New Roman"/>
       <w:color w:val="000000"/>
       <w:sz w:val="24"/>
+      <w:rFonts w:ascii="Times New Roman" w:hAnsi="Times New Roman" w:cs="Times New Roman"/>
     </w:rPr>
   </w:style>
   <w:style w:styleId="BodyText" w:type="paragraph">
